--- a/HOTEL MANAGEMENT SYSTEM - User Stories.docx
+++ b/HOTEL MANAGEMENT SYSTEM - User Stories.docx
@@ -131,7 +131,7 @@
         <w:rPr>
           <w:noProof/>
         </w:rPr>
-        <w:pict w14:anchorId="62500E04">
+        <w:pict w14:anchorId="5BC5D81B">
           <v:rect id="_x0000_i1027" alt="" style="width:451.3pt;height:.05pt;mso-width-percent:0;mso-height-percent:0;mso-width-percent:0;mso-height-percent:0" o:hralign="center" o:hrstd="t" o:hr="t" fillcolor="#a0a0a0" stroked="f"/>
         </w:pict>
       </w:r>
@@ -516,7 +516,7 @@
         <w:rPr>
           <w:noProof/>
         </w:rPr>
-        <w:pict w14:anchorId="6F8C9336">
+        <w:pict w14:anchorId="046F2C16">
           <v:rect id="_x0000_i1026" alt="" style="width:451.3pt;height:.05pt;mso-width-percent:0;mso-height-percent:0;mso-width-percent:0;mso-height-percent:0" o:hralign="center" o:hrstd="t" o:hr="t" fillcolor="#a0a0a0" stroked="f"/>
         </w:pict>
       </w:r>
@@ -802,7 +802,7 @@
           <w:noProof/>
         </w:rPr>
         <w:lastRenderedPageBreak/>
-        <w:pict w14:anchorId="181EB381">
+        <w:pict w14:anchorId="11A52226">
           <v:rect id="_x0000_i1025" alt="" style="width:451.3pt;height:.05pt;mso-width-percent:0;mso-height-percent:0;mso-width-percent:0;mso-height-percent:0" o:hralign="center" o:hrstd="t" o:hr="t" fillcolor="#a0a0a0" stroked="f"/>
         </w:pict>
       </w:r>
@@ -1080,7 +1080,206 @@
         <w:t>.</w:t>
       </w:r>
     </w:p>
-    <w:p/>
+    <w:p>
+      <w:r>
+        <w:rPr>
+          <w:rStyle w:val="Strong"/>
+        </w:rPr>
+        <w:t>US-21 – Identify Target Customers</w:t>
+      </w:r>
+      <w:r>
+        <w:br/>
+      </w:r>
+      <w:r>
+        <w:t xml:space="preserve">As an </w:t>
+      </w:r>
+      <w:r>
+        <w:rPr>
+          <w:b/>
+          <w:bCs/>
+        </w:rPr>
+        <w:t>administrator</w:t>
+      </w:r>
+      <w:r>
+        <w:t xml:space="preserve">, I want to </w:t>
+      </w:r>
+      <w:r>
+        <w:rPr>
+          <w:b/>
+          <w:bCs/>
+        </w:rPr>
+        <w:t>identify frequent or high-value guests</w:t>
+      </w:r>
+      <w:r>
+        <w:t xml:space="preserve">, so that I can </w:t>
+      </w:r>
+      <w:r>
+        <w:rPr>
+          <w:b/>
+          <w:bCs/>
+        </w:rPr>
+        <w:t>target them with personalized offers.</w:t>
+      </w:r>
+    </w:p>
+    <w:p>
+      <w:pPr>
+        <w:rPr>
+          <w:rStyle w:val="Emphasis"/>
+          <w:i w:val="0"/>
+          <w:iCs w:val="0"/>
+        </w:rPr>
+      </w:pPr>
+      <w:r>
+        <w:rPr>
+          <w:rStyle w:val="Strong"/>
+        </w:rPr>
+        <w:t>US-22 – Adjust Prices Based on Demand</w:t>
+      </w:r>
+      <w:r>
+        <w:br/>
+      </w:r>
+      <w:r>
+        <w:rPr>
+          <w:rStyle w:val="Emphasis"/>
+          <w:i w:val="0"/>
+          <w:iCs w:val="0"/>
+        </w:rPr>
+        <w:t xml:space="preserve">As an </w:t>
+      </w:r>
+      <w:r>
+        <w:rPr>
+          <w:rStyle w:val="Emphasis"/>
+          <w:b/>
+          <w:bCs/>
+          <w:i w:val="0"/>
+          <w:iCs w:val="0"/>
+        </w:rPr>
+        <w:t>administrator</w:t>
+      </w:r>
+      <w:r>
+        <w:rPr>
+          <w:rStyle w:val="Emphasis"/>
+          <w:i w:val="0"/>
+          <w:iCs w:val="0"/>
+        </w:rPr>
+        <w:t xml:space="preserve">, I want the system to </w:t>
+      </w:r>
+      <w:r>
+        <w:rPr>
+          <w:rStyle w:val="Emphasis"/>
+          <w:b/>
+          <w:bCs/>
+          <w:i w:val="0"/>
+          <w:iCs w:val="0"/>
+        </w:rPr>
+        <w:t>suggest price adjustments</w:t>
+      </w:r>
+      <w:r>
+        <w:rPr>
+          <w:rStyle w:val="Emphasis"/>
+          <w:i w:val="0"/>
+          <w:iCs w:val="0"/>
+        </w:rPr>
+        <w:t xml:space="preserve"> based on occupancy and season, so that </w:t>
+      </w:r>
+      <w:r>
+        <w:rPr>
+          <w:rStyle w:val="Emphasis"/>
+          <w:b/>
+          <w:bCs/>
+          <w:i w:val="0"/>
+          <w:iCs w:val="0"/>
+        </w:rPr>
+        <w:t>profits are maximized</w:t>
+      </w:r>
+      <w:r>
+        <w:rPr>
+          <w:rStyle w:val="Emphasis"/>
+          <w:i w:val="0"/>
+          <w:iCs w:val="0"/>
+        </w:rPr>
+        <w:t>.</w:t>
+      </w:r>
+    </w:p>
+    <w:p>
+      <w:pPr>
+        <w:rPr>
+          <w:i/>
+          <w:iCs/>
+        </w:rPr>
+      </w:pPr>
+      <w:r>
+        <w:rPr>
+          <w:rStyle w:val="Strong"/>
+        </w:rPr>
+        <w:t>US-23 – View Analytics Dashboard</w:t>
+      </w:r>
+      <w:r>
+        <w:br/>
+      </w:r>
+      <w:r>
+        <w:rPr>
+          <w:rStyle w:val="Emphasis"/>
+          <w:i w:val="0"/>
+          <w:iCs w:val="0"/>
+        </w:rPr>
+        <w:t xml:space="preserve">As an </w:t>
+      </w:r>
+      <w:r>
+        <w:rPr>
+          <w:rStyle w:val="Emphasis"/>
+          <w:b/>
+          <w:bCs/>
+          <w:i w:val="0"/>
+          <w:iCs w:val="0"/>
+        </w:rPr>
+        <w:t>administrator</w:t>
+      </w:r>
+      <w:r>
+        <w:rPr>
+          <w:rStyle w:val="Emphasis"/>
+          <w:i w:val="0"/>
+          <w:iCs w:val="0"/>
+        </w:rPr>
+        <w:t xml:space="preserve">, I want to </w:t>
+      </w:r>
+      <w:r>
+        <w:rPr>
+          <w:rStyle w:val="Emphasis"/>
+          <w:b/>
+          <w:bCs/>
+          <w:i w:val="0"/>
+          <w:iCs w:val="0"/>
+        </w:rPr>
+        <w:t>view insights on bookings and revenue trends</w:t>
+      </w:r>
+      <w:r>
+        <w:rPr>
+          <w:rStyle w:val="Emphasis"/>
+          <w:i w:val="0"/>
+          <w:iCs w:val="0"/>
+        </w:rPr>
+        <w:t xml:space="preserve">, so that I can </w:t>
+      </w:r>
+      <w:r>
+        <w:rPr>
+          <w:rStyle w:val="Emphasis"/>
+          <w:b/>
+          <w:bCs/>
+          <w:i w:val="0"/>
+          <w:iCs w:val="0"/>
+        </w:rPr>
+        <w:t>make informed decisions</w:t>
+      </w:r>
+      <w:r>
+        <w:rPr>
+          <w:rStyle w:val="Emphasis"/>
+          <w:i w:val="0"/>
+          <w:iCs w:val="0"/>
+        </w:rPr>
+        <w:t>.</w:t>
+      </w:r>
+    </w:p>
     <w:sectPr>
       <w:pgSz w:w="11906" w:h="16838"/>
       <w:pgMar w:top="1440" w:right="1440" w:bottom="1440" w:left="1440" w:header="708" w:footer="708" w:gutter="0"/>
@@ -1851,6 +2050,7 @@
   <w:style w:type="character" w:default="1" w:styleId="DefaultParagraphFont">
     <w:name w:val="Default Paragraph Font"/>
     <w:uiPriority w:val="1"/>
+    <w:semiHidden/>
     <w:unhideWhenUsed/>
   </w:style>
   <w:style w:type="table" w:default="1" w:styleId="TableNormal">
@@ -2162,6 +2362,28 @@
       <w:smallCaps/>
       <w:color w:val="0F4761" w:themeColor="accent1" w:themeShade="BF"/>
       <w:spacing w:val="5"/>
+    </w:rPr>
+  </w:style>
+  <w:style w:type="character" w:styleId="Strong">
+    <w:name w:val="Strong"/>
+    <w:basedOn w:val="DefaultParagraphFont"/>
+    <w:uiPriority w:val="22"/>
+    <w:qFormat/>
+    <w:rsid w:val="00AA35DB"/>
+    <w:rPr>
+      <w:b/>
+      <w:bCs/>
+    </w:rPr>
+  </w:style>
+  <w:style w:type="character" w:styleId="Emphasis">
+    <w:name w:val="Emphasis"/>
+    <w:basedOn w:val="DefaultParagraphFont"/>
+    <w:uiPriority w:val="20"/>
+    <w:qFormat/>
+    <w:rsid w:val="00AA35DB"/>
+    <w:rPr>
+      <w:i/>
+      <w:iCs/>
     </w:rPr>
   </w:style>
 </w:styles>
